--- a/docs/business/UK_Innovator_Founder_Business_Plan.docx
+++ b/docs/business/UK_Innovator_Founder_Business_Plan.docx
@@ -582,7 +582,7 @@
           <w:sz w:val="22"/>
           <w:szCs w:val="22"/>
         </w:rPr>
-        <w:t xml:space="preserve">The Innovator Founder route requires an idea that is original and different from anything else currently on the market, and that the applicant is not simply joining an existing trading business. This section makes that case directly.</w:t>
+        <w:t>The Innovator Founder route requires an idea that is original and different from anything else currently on the market. The precise, defensible claim here is narrower than “nobody has built an adaptive ball machine” — that general mechanism already exists and is patented in an adjacent sport (tennis; see Section 3.2). The original claim this application makes is that no cricket-specific bowling machine closes the loop between real-time batter performance and autonomous delivery selection — verified by direct research, not assumed — and that the cricket-specific execution (delivery physics, retrofit distribution model, nets-practice framing) is a distinct opportunity even though the general adaptive-machine concept is not being claimed as novel. Addressing this directly, rather than having an endorsing body's own diligence surface it, is the credible way to make this case.</w:t>
       </w:r>
     </w:p>
     <w:p>
@@ -881,6 +881,156 @@
         <w:tc>
           <w:tcPr>
             <w:tcW w:type="dxa" w:w="2600"/>
+          </w:tcPr>
+          <w:p>
+            <w:r/>
+            <w:r>
+              <w:rPr>
+                <w:rFonts w:ascii="Calibri" w:hAnsi="Calibri"/>
+                <w:b w:val="0"/>
+                <w:sz w:val="20"/>
+              </w:rPr>
+              <w:t>BOLA TrueMan3</w:t>
+            </w:r>
+          </w:p>
+        </w:tc>
+        <w:tc>
+          <w:tcPr>
+            <w:tcW w:type="dxa" w:w="3600"/>
+          </w:tcPr>
+          <w:p>
+            <w:r/>
+            <w:r>
+              <w:rPr>
+                <w:rFonts w:ascii="Calibri" w:hAnsi="Calibri"/>
+                <w:b w:val="0"/>
+                <w:sz w:val="20"/>
+              </w:rPr>
+              <w:t>LED screen plays a real bowler's run-up/action synced to release; app-programmable line/length/speed/swing; deployed by Pakistan's PCB, July 2026.</w:t>
+            </w:r>
+          </w:p>
+        </w:tc>
+        <w:tc>
+          <w:tcPr>
+            <w:tcW w:type="dxa" w:w="3800"/>
+          </w:tcPr>
+          <w:p>
+            <w:r/>
+            <w:r>
+              <w:rPr>
+                <w:rFonts w:ascii="Calibri" w:hAnsi="Calibri"/>
+                <w:b w:val="0"/>
+                <w:sz w:val="20"/>
+              </w:rPr>
+              <w:t>Shuffling saved deliveries is still schedule/coach-driven, not tied to the batter's actual success rate — same gap as BOLA Professional, better presentation.</w:t>
+            </w:r>
+          </w:p>
+        </w:tc>
+      </w:tr>
+      <w:tr>
+        <w:tc>
+          <w:tcPr>
+            <w:tcW w:type="dxa" w:w="2600"/>
+          </w:tcPr>
+          <w:p>
+            <w:r/>
+            <w:r>
+              <w:rPr>
+                <w:rFonts w:ascii="Calibri" w:hAnsi="Calibri"/>
+                <w:b w:val="0"/>
+                <w:sz w:val="20"/>
+              </w:rPr>
+              <w:t>Fulltrack AI (analytics, not a machine)</w:t>
+            </w:r>
+          </w:p>
+        </w:tc>
+        <w:tc>
+          <w:tcPr>
+            <w:tcW w:type="dxa" w:w="3600"/>
+          </w:tcPr>
+          <w:p>
+            <w:r/>
+            <w:r>
+              <w:rPr>
+                <w:rFonts w:ascii="Calibri" w:hAnsi="Calibri"/>
+                <w:b w:val="0"/>
+                <w:sz w:val="20"/>
+              </w:rPr>
+              <w:t>Peer-reviewed single-smartphone ball tracking, validated against 3D motion capture and a radar gun.</w:t>
+            </w:r>
+          </w:p>
+        </w:tc>
+        <w:tc>
+          <w:tcPr>
+            <w:tcW w:type="dxa" w:w="3800"/>
+          </w:tcPr>
+          <w:p>
+            <w:r/>
+            <w:r>
+              <w:rPr>
+                <w:rFonts w:ascii="Calibri" w:hAnsi="Calibri"/>
+                <w:b w:val="0"/>
+                <w:sz w:val="20"/>
+              </w:rPr>
+              <w:t>Pure analytics — doesn't drive a machine; a human still has to act on it.</w:t>
+            </w:r>
+          </w:p>
+        </w:tc>
+      </w:tr>
+      <w:tr>
+        <w:tc>
+          <w:tcPr>
+            <w:tcW w:type="dxa" w:w="2600"/>
+          </w:tcPr>
+          <w:p>
+            <w:r/>
+            <w:r>
+              <w:rPr>
+                <w:rFonts w:ascii="Calibri" w:hAnsi="Calibri"/>
+                <w:b w:val="0"/>
+                <w:sz w:val="20"/>
+              </w:rPr>
+              <w:t>Tennis precedent (Pongbot PACE S Pro, “The Partner”)</w:t>
+            </w:r>
+          </w:p>
+        </w:tc>
+        <w:tc>
+          <w:tcPr>
+            <w:tcW w:type="dxa" w:w="3600"/>
+          </w:tcPr>
+          <w:p>
+            <w:r/>
+            <w:r>
+              <w:rPr>
+                <w:rFonts w:ascii="Calibri" w:hAnsi="Calibri"/>
+                <w:b w:val="0"/>
+                <w:sz w:val="20"/>
+              </w:rPr>
+              <w:t>Already closes this exact loop commercially in tennis — proves the mechanism, not a cricket product.</w:t>
+            </w:r>
+          </w:p>
+        </w:tc>
+        <w:tc>
+          <w:tcPr>
+            <w:tcW w:type="dxa" w:w="3800"/>
+          </w:tcPr>
+          <w:p>
+            <w:r/>
+            <w:r>
+              <w:rPr>
+                <w:rFonts w:ascii="Calibri" w:hAnsi="Calibri"/>
+                <w:b w:val="0"/>
+                <w:sz w:val="20"/>
+              </w:rPr>
+              <w:t>N/A — shown to be transparent about what is and isn't original here (see Section 3).</w:t>
+            </w:r>
+          </w:p>
+        </w:tc>
+      </w:tr>
+      <w:tr>
+        <w:tc>
+          <w:tcPr>
+            <w:tcW w:type="dxa" w:w="2600"/>
             <w:tcMar>
               <w:top w:type="dxa" w:w="100"/>
               <w:left w:type="dxa" w:w="120"/>
@@ -917,18 +1067,14 @@
             <w:vAlign w:val="center"/>
           </w:tcPr>
           <w:p>
-            <w:r>
-              <w:rPr>
-                <w:rFonts w:ascii="Calibri" w:cs="Calibri" w:eastAsia="Calibri" w:hAnsi="Calibri"/>
-                <w:b w:val="false"/>
-                <w:bCs w:val="false"/>
-                <w:i w:val="false"/>
-                <w:iCs w:val="false"/>
-                <w:color w:val="222222"/>
-                <w:sz w:val="20"/>
-                <w:szCs w:val="20"/>
-              </w:rPr>
-              <w:t xml:space="preserve">Reads batter performance per delivery style in real time via computer vision, scores how well the style has been “mastered,” and switches the moment it has.</w:t>
+            <w:r/>
+            <w:r>
+              <w:rPr>
+                <w:rFonts w:ascii="Calibri" w:hAnsi="Calibri"/>
+                <w:b w:val="0"/>
+                <w:sz w:val="20"/>
+              </w:rPr>
+              <w:t>Reads batter performance per delivery style in real time via computer vision, scores how well the style has been “mastered,” and switches the moment it has — first application of this loop to cricket specifically. Sold as a retrofit brain for machines academies already own (not a new capital purchase), framed around nets-practice outcomes rather than match-realism, with continuously varied physics-generated deliveries rather than a small preset dial.</w:t>
             </w:r>
           </w:p>
         </w:tc>
@@ -944,18 +1090,14 @@
             <w:vAlign w:val="center"/>
           </w:tcPr>
           <w:p>
-            <w:r>
-              <w:rPr>
-                <w:rFonts w:ascii="Calibri" w:cs="Calibri" w:eastAsia="Calibri" w:hAnsi="Calibri"/>
-                <w:b w:val="false"/>
-                <w:bCs w:val="false"/>
-                <w:i w:val="false"/>
-                <w:iCs w:val="false"/>
-                <w:color w:val="222222"/>
-                <w:sz w:val="20"/>
-                <w:szCs w:val="20"/>
-              </w:rPr>
-              <w:t xml:space="preserve">To be proven through the roadmap in Section 8 — this is the commercial and technical bet the business is making.</w:t>
+            <w:r/>
+            <w:r>
+              <w:rPr>
+                <w:rFonts w:ascii="Calibri" w:hAnsi="Calibri"/>
+                <w:b w:val="0"/>
+                <w:sz w:val="20"/>
+              </w:rPr>
+              <w:t>To be proven through the roadmap in Section 8 — this is the commercial and technical bet the business is making. Not claimed: that the general adaptive-machine concept itself is novel (see Section 3).</w:t>
             </w:r>
           </w:p>
         </w:tc>
@@ -974,7 +1116,7 @@
           <w:sz w:val="18"/>
           <w:szCs w:val="18"/>
         </w:rPr>
-        <w:t xml:space="preserve">Sources: BOLA product documentation (bola.co.uk); ProBatter PX3 product page (probatter.com).</w:t>
+        <w:t>Sources: BOLA product documentation and 2026 price list (bola.co.uk); ProBatter PX3 product page (probatter.com); PCB TrueMan3 deployment coverage, July 2026 (propakistani.pk); Fulltrack AI validation studies (tandfonline.com, sagepub.com); Pongbot PACE S Pro coverage (the-gadgeteer.com); US patents US20230123704A1 and US8419560. Full notes: docs/research/competitive-landscape.md.</w:t>
       </w:r>
     </w:p>
     <w:p>
@@ -1010,7 +1152,7 @@
           <w:sz w:val="22"/>
           <w:szCs w:val="22"/>
         </w:rPr>
-        <w:t xml:space="preserve">The differentiation is the closed feedback loop — sensing, scoring, and deciding in the seconds between deliveries — not the mechanical throw itself, which is a solved, licensable problem. Replicating it requires the computer-vision and adaptation software stack together with fast-actuation hardware, not either alone.</w:t>
+        <w:t>The differentiation is the closed feedback loop for cricket specifically — sensing, scoring, and deciding in the seconds between deliveries — not the mechanical throw itself, which is a solved, licensable problem. Tennis products (Pongbot's PACE S Pro, “The Partner”) already prove this general loop works commercially, which is a point in favour of the underlying training-science premise, not against it — but no cricket bowling machine found in this research (BOLA, ProBatter, or BOLA's own TrueMan3, deployed by Pakistan's PCB in July 2026) does this. Replicating the cricket-specific version requires the computer-vision and adaptation software stack together with fast-actuation hardware tuned to cricket's parameter space (line, length, seam, swing, spin), not either alone.</w:t>
       </w:r>
     </w:p>
     <w:p>
@@ -1045,7 +1187,7 @@
           <w:sz w:val="22"/>
           <w:szCs w:val="22"/>
         </w:rPr>
-        <w:t xml:space="preserve">[Add any protectable IP here: patent filings in progress, trade secrets in the adaptation algorithm, or exclusive data/coaching partnerships]</w:t>
+        <w:t>[Add any protectable IP here once a patent attorney has been consulted — do this before finalising this section. Known from research so far, not legal advice: the general “ball machine adapts to player performance” mechanism has existing US patents in tennis (US20230123704A1, US8419560), so any patent strategy here needs a freedom-to-operate opinion, not just a cricket-specific filing. Also note: this project's code repository is public and already indexed by search engines, which has real implications for patent filing timing in absolute-novelty jurisdictions (UK/Europe have no grace period for an inventor's own prior public disclosure, unlike the US's 1-year grace period) — get this checked urgently if patent protection is part of the IP strategy, before more is made public.]</w:t>
       </w:r>
     </w:p>
     <w:p>
@@ -1219,7 +1361,7 @@
           <w:sz w:val="22"/>
           <w:szCs w:val="22"/>
         </w:rPr>
-        <w:t xml:space="preserve">The competitor table in Section 3.1 doubles as the market-positioning evidence: the business sits above manual/random-mode machines on realism and above pre-programmed simulators on responsiveness, at a price point to be validated through Phase 1 (Section 8).</w:t>
+        <w:t>The competitor table in Section 3.1 doubles as the market-positioning evidence: the business sits above manual/random-mode machines (BOLA Professional) and above pre-programmed/visual-realism simulators (ProBatter PX3, BOLA TrueMan3) on responsiveness to the actual player, at a price point to be validated through Phase 1 (Section 8). It sits alongside — not above — the tennis precedent on the core mechanism; the claimed advantage there is being first to bring it to cricket, not inventing it outright.</w:t>
       </w:r>
     </w:p>
     <w:p>
